--- a/example_articles/states/Oklahoma/1.states_Oklahoma_New_York_Times.docx
+++ b/example_articles/states/Oklahoma/1.states_Oklahoma_New_York_Times.docx
@@ -7,7 +7,9 @@
         <w:pStyle w:val="Heading1"/>
       </w:pPr>
       <w:r>
-        <w:t>How Gap Inc. Spells Revenge</w:t>
+        <w:t>FILM;</w:t>
+        <w:br/>
+        <w:t>A Man Who's True To His Convictions</w:t>
       </w:r>
     </w:p>
     <w:p>
@@ -17,27 +19,27 @@
     </w:p>
     <w:p>
       <w:r>
-        <w:t>Date: 1994-04-24</w:t>
+        <w:t>Date: 1997-08-10</w:t>
       </w:r>
     </w:p>
     <w:p>
       <w:r>
-        <w:t>Section: Section 3; ; Section 3;  Page 1;  Column 2;  Financial Desk ; Column 2;</w:t>
+        <w:t>Section: Section 2; ; Section 2; Page 11; Column 1; Arts and Leisure Desk ; Column 1; ; Biography</w:t>
       </w:r>
     </w:p>
     <w:p>
       <w:r>
-        <w:t>Source File: NYT/49.DOCX</w:t>
+        <w:t>Source file: NYT/50.DOCX</w:t>
       </w:r>
     </w:p>
     <w:p>
       <w:r>
-        <w:t>Raw locations result: ['Chicago, Seattle, Houston, Miami, Denver, Cincinnati, St. Louis, Washington D.C., Oklahoma City, smaller heartland cities']</w:t>
+        <w:t>Raw locations result, 'locations': ['Oklahoma']</w:t>
       </w:r>
     </w:p>
     <w:p>
       <w:r>
-        <w:t>states_stand_flat (Standardized): Oklahoma</w:t>
+        <w:t>Standardized locations result, 'states_stand_flat': Oklahoma</w:t>
       </w:r>
     </w:p>
     <w:p>
@@ -49,139 +51,45 @@
     </w:p>
     <w:p>
       <w:r>
-        <w:t>WATCH OUT, Penney. Beware, Target. Take care, local retailer. At an obscure shopping strip in this San Francisco suburb known mostly for its many cemeteries, Gap Inc. has just opened a new kind of store that might well change the business of selling clothing to the vast majority of Americans.</w:t>
+        <w:t>ANYONE WHO HAS SEEN Robert Carlyle only in "Trainspotting," the unsettling 1996 film about junkies in Scotland, might well wonder about his sanity. In that movie, Mr. Carlyle, a 36-year-old Glaswegian, plays the psychotic Begbie with such conviction that the actor himself seems possessed by demons. But, be assured, in the handful of roles that have won him recognition as one of Britain's new acting talents, he has also been gentle and loving. Indeed, Mr. Carlyle is all too wary of being typecast as a "Glasgow hard man."</w:t>
         <w:br/>
-        <w:t>The concept behind the store, part of a new chain called the Old Navy Clothing Company that is soon to be in 45 places nationwide, is simple. Shoppers who can't afford the Gap or other such retailers deserve better than the bland, poorly made and often carelessly displayed offerings of many stores with low prices. Combine the style and quality on which the Gap stores made their name with the low prices and big selection of a Toys "R" Us or a Home Depot, and you will steal this market -- $75 billion, by some estimates -- and become very rich indeed. Sell to the masses, live with the classes.</w:t>
+        <w:t>In Britain, he need not worry. True, he has played a couple of psychopaths apart from Begbie. But television viewers here have most recently seen him in the title role of "Hamish Macbeth," a BBC serial about a gentle marijuana-smoking Highlands policeman. In Antonia Bird's "Priest," he played the gay lover of a troubled Roman Catholic priest. In Ken Loach's film "Carla's Song," still unreleased in the United States, he is a Glasgow bus driver who falls in love with a Nicaraguan exile.</w:t>
         <w:br/>
-        <w:t>If it succeeds, Old Navy will be sweet revenge for Gap Inc., which, after making the Gap the second-largest apparel brand in the country behind Levis, ceded a chunk of its business to discount stores and some department stores that retaliated with cheaper knockoffs of the apparel staples the Gap had transformed into fashion statements.</w:t>
+        <w:t>Still, after "Trainspotting," Mr. Carlyle was looking for something different.</w:t>
         <w:br/>
-        <w:t>Old Navy could backfire if it ends up attracting mostly customers who used to buy from the Gap, its older sibling. But even if it falls short of the company's expectations, Gap Inc.'s new chain offers one of the more refreshing sights in American retailing. And it may force many competitors to set higher standards in their merchandising. "It's going to send some wake-up calls," said Richard N. Baum, a retail analyst at Goldman, Sachs.</w:t>
+        <w:t>"The Full Monty," which opens on Wednesday, is his first comedy. Directed by Peter Cattaneo, the film tells of a group of Yorkshiremen left without work or hope after the closing of a steel plant in Sheffield. Gaz, played by the short and wiry Mr. Carlyle, has a particular problem: unless he can find money to pay child support, his former wife will prevent him from seeing their son. So, inspired by seeing local women gawking at naked male dancers, he convinces his mates that they, too, can earn good money by putting on a strip show. But there is a but. To persuade women to pay to see their bodies, they must go "the full monty" -- they must strip all the way.</w:t>
         <w:br/>
-        <w:t>In some respects, the store here resembles just another no-frills, high-volume, large-inventory retailer, with its vast expanse of concrete floor and a ceiling padded with exposed insulation and laced with ducts. Customers wheel around shopping carts and pay for purchases at supermarket-style checkout counters. And Old Navy's prices mimic a discounter's; about 80 percent of the merchandise goes for $22 or less.</w:t>
+        <w:t>Inevitably, the film has echoes of "Brassed Off," another recent British export, which dwells on a Yorkshire mining community's struggle to keep its brass band alive after the local colliery is closed. "The Full Monty" is less sentimental and arguably funnier, but both films are set against the harsh backdrop of a Britain in which towns and cities have fallen into decay as mines, shipyards and steel plants have gone out of business. For Mr. Carlyle, a former labor organizer with a strong distaste for Thatcherism, the political dimension of "The Full Monty" was as appealing as the comic one.</w:t>
         <w:br/>
-        <w:t>But to look at the clothing, the way it is displayed and the fixtures in the store is to be reminded of the elan and quality of a retailer with pricier goods, whether Gap Inc.'s own Gap and Banana Republic stores, A/X Armani Exchange or a Ralph Lauren/Polo or Tommy Hilfiger section in a department store. Unlike much apparel in this price range, the clothes are distinctive, made from higher-quality fabrics like linen-and-cotton blends and with an attention to detail like embroidery.</w:t>
+        <w:t>"What I thought interesting was the idea of gender politics," Mr. Carlyle said the other day over coffee at a hotel in Glasgow's West End. "Suddenly, these guys were forced to look at themselves the way they had always looked at women. They had to re-evaluate their place in society because the women now had jobs and they didn't. It's funny, it's charming, but there's a lot of sadness and tenderness there too."</w:t>
         <w:br/>
-        <w:t>The clothes and accessories, for everyone in the family down to the baby, include basics like $7 cotton T-shirts, $22 jeans and cotton socks sold in sets of three for $6.50. For those seeking more than basics, there are trendy $34 floral-print rayon baby-doll dresses, $19 cotton-and-linen shorts and $16 cotton girls' jumpers in a pink patchwork print.</w:t>
+        <w:t>"The Full Monty" fits logically into Mr. Carlyle's career in that he is once again playing a working-class character, tapping what he knows. He was brought up by his father in Glasgow hippie communes in the 1960's (his mother left home when he was 4) and remembers his childhood as "very bohemian, very idyllic, very left-wing." But by the time he left school at 16, his only job prospect was to follow his father and work as a house painter for a building firm. Unhappy and rebellious, he became a trade union official and began hanging out, as he puts it, "with people I wouldn't be seen dead with today." Then, one day when he was 21, he was given "The Crucible" by Arthur Miller to read.</w:t>
         <w:br/>
-        <w:t>The store's layout includes high-school lockers, stripped to bare metal and bereft of some doors, that serve as chic display cases. The overhead storage space so characteristic of budget retailers is concealed with canvas flaps that lend a vaguely nautical quality.</w:t>
+        <w:t>"Someone obviously told me it was about McCarthyism, and I thought, how fantastic to be able to tell a story so accurately, yet set in an entirely different context," he recalled. "The play's first impact with me was political, not artistic. But then I began looking at how you could talk about a particular subject but not quite show yourself. That was when I was drawn to amateur theatricals. I liked the idea of taking on a character and portraying myself in the guise of another. I liked dressing up, hiding behind something, but speaking the truth."</w:t>
         <w:br/>
-        <w:t>Checkout counters are crafted from polished pressed board and galvanized metal -- no formica here. The light indicating that a cashier is free is a clever adaptation of the signal light one might find on a factory floor -- not the generic bulb behind a plain plastic box.</w:t>
+        <w:t>Within a year, Mr. Carlyle was studying -- without much enthusiasm -- in the Royal Scottish Academy of Music and Drama. When he left three years later, he found work in various repertory theaters, but he soon grew impatient with doing "the same old Chekhov and Ibsen." In 1990, he and three friends set up their own company, Rain Dog, with the idea of adapting or creating plays through improvisation. No sooner had they produced their first than Mr. Carlyle won the lead role in Mr. Loach's film "Riff Raff," about union busting in the building industry in England.</w:t>
         <w:br/>
-        <w:t>The store here in Colma is based not in a fashionable neighborhood but in a working-class area just south of San Francisco, in a community better known for the more than a million people in its cemeteries than for its 1,100 living residents.</w:t>
+        <w:t>"I wanted everyone in the film to have had experience in the building sector, and Bobby had worked as a painter and decorator," Mr. Loach said. "But he also combined warmth and gentleness with an authentic sense of what he was doing. The film was about construction workers, but Bobby gave you a glimpse into a private world as well. That was very important."</w:t>
         <w:br/>
-        <w:t>Old Navy stores are also open in two other working-class cities in the San Francisco Bay area, San Leandro and Pittsburg, as well as in Commerce, near Los Angeles. Additional ones are expected to open by year-end in more than 40 locations across the country, including two in the New York City area, in Levittown and Islandia, both on Long Island. The company refuses to discuss its expectations for Old Navy or how much has been spent to roll out the chain, but analysts think it will probably grow at least to the size of the Gap, which had 767 stores at the end of last year and plans to open as many as 55 this year.</w:t>
+        <w:t>It was also important that Mr. Carlyle was able to work with Mr. Loach, a director who has never disguised his commitment to leftist causes. (And it was predictable that they should work together again in "Carla's Song," a love story set in Glasgow and amid the war in Nicaragua in the 1980's.) On his second film, "Safe," made for the BBC, Mr. Carlyle met a second mentor, Ms. Bird, with whom he later made "Priest" and the recently concluded "Face."</w:t>
         <w:br/>
-        <w:t>Some analysts think that Old Navy, with its potent mix of style and low prices, could generate as much as $3 billion in revenues by the end of the decade for Gap Inc., a 25-year-old company whose total sales were $3.3 billion last year. They said Old Navy could grow at well over 20 percent a year.</w:t>
+        <w:t>"Like attracts like," he said. "Antonia is very, very political. She can't leave it alone. The film we have just made is a gangster thriller thing set in the East End of London. But there's a heavier political slant on it because it's under Thatcherism. The most important thing for me is for a screenplay to have some social worth. It doesn't have to be talking about that awful woman who used to run this country as long as it's saying something to someone."</w:t>
         <w:br/>
-        <w:t>It's about time, said Donald G. Fisher, founder, chairman and chief executive of Gap Inc. and probably the only employee who wears a suit and tie. "We got kicked in the pants," he said of Gap Inc.'s recent past. "We just didn't see what was coming."</w:t>
+        <w:t>In "Safe" and "Looking for Jo-Jo," a drama set in the drug-ravaged Edinburgh district of Sight Hill that Mr. Carlyle recently made for BBC Scotland, the "social worth" involves showing the dark side of a money-driven society. In "Priest," it is about tolerance and hypocrisy. And Mr. Carlyle said he took on the role of a young man struck by multiple sclerosis, in Michael Winterbottom's film "Go Now," "because it's such a misunderstood illness." Danny Boyle's "Trainspotting," with its tragicomic take on heroin addiction, takes a bit more explaining.</w:t>
         <w:br/>
-        <w:t>Profits dropped 8 percent in 1992, the first decline since 1984, although they rose last year. Gap Inc. shares slid more than 50 percent between early 1992 and last September but have regained some of that loss since then, as the market recognized the Gap's improvements in merchandising and inventory management.</w:t>
+        <w:t>"I was shocked by those who said it glamorized drug abuse," Mr. Carlyle said. "In my eyes it's about the society that allows that kind of world to exist. I'd go further and say that 'Trainspotting' is probably one of the finest antidrug films ever made. Anyone who looks at that and says it's an attractive-looking life style needs help."</w:t>
         <w:br/>
-        <w:t>Old Navy is Gap's response to the copycats. The store matches them on price and sends a message of higher quality with its chic fixtures and specialty-store-style displays.</w:t>
+        <w:t>In any case, it was "Trainspotting," which has grossed more than $70 million worldwide, that carried Mr. Carlyle's name beyond Britain for the first time. But unlike his co-star, Ewan McGregor, Mr. Carlyle has not been tempted to work in the United States. Instead, in quick succession, he made "The Full Monty," "Carla's Song," "Face" and "Looking for Jo-Jo," all low-budget films. This fall, he will be in Prague to shoot "Plunkett and MacLeane," the story of two 18th-century highwaymen in London.</w:t>
         <w:br/>
-        <w:t>THE shopper Old Navy targets belongs to what Joseph H. Ellis, a retail analyst at Goldman, Sachs, calls the mass middle market -- the millions of households with an annual income of $20,000 to $50,000. He said these shoppers buy almost 50 percent of the roughly $150 billion in apparel sold each year.</w:t>
+        <w:t>"I'm happy going along the way I'm going," he explained. "I have no great desire to jump into this crazy race for megastardom. I came from Nicaragua straight into the madness after 'Trainspotting' was released, and I was able to distance myself from it all because I had just been through another experience. I had been totally unprepared for that kind of third-world poverty. It affected me profoundly. It was humbling. So when people said to me after 'Trainspotting,' 'Well, that's it, lad, off to Hollywood,' I said, 'Not necessarily.' "</w:t>
         <w:br/>
-        <w:t>It is a market now served by retailers from national chains to mom-and-pop stores. Seasoned players include not only J. C. Penney and Target but also Sears, Mervyn's and Marshall's.</w:t>
+        <w:t>Mr. Loach believes Mr. Carlyle is simply remaining faithful to himself. "I think with Bobby you have a sense of solidarity, a sense of injustice, a sense of where you belong, where you're coming from, how you see the world, what side you are on," the director said. "It's not a question of political correctness. It's about how every little instinctive judgment you make about people has a political base."</w:t>
         <w:br/>
-        <w:t>Few have earned a reputation as the place to buy good, attractively priced clothing in the way that, say, Home Depot has become the national store of choice in building supplies.</w:t>
+        <w:t>Politics or no politics, however, "The Full Monty" came down to whether Mr. Carlyle and five other actors were ready to strip naked to loud music in front of 300 screaming women.</w:t>
         <w:br/>
-        <w:t>Indeed, this part of the apparel market was largely ignored in the 1980's as national chains rushed to serve a more affluent shopper. "The mass middle market has fallen between the department-store and discount-store cracks," Mr. Ellis wrote.</w:t>
+        <w:t>"The scene took two and a half days to shoot," Mr. Carlyle recalled, "but most of that was close-ups of a tie or a jacket coming off, and the women were getting bored. Finally the camera went behind us and we did the whole strip scene through, ending with a 10-second freeze. The women went wild. And we just stood there."</w:t>
         <w:br/>
-        <w:t>Gap Inc. tested the Old Navy concept last fall, converting 48 under-performing Gap stores around the country to Gap Warehouse stores and stocking them with some of the new merchandise. The success of that test -- the warehouse stores are still open -- convinced the company that it was onto something big and taught it valuable lessons about the middle-market shopper. For example, she (most clothing shoppers are women) buys commodity items like socks and boxer shorts in bulk. That led to bundling those items in packages of three or more, and providing shopping carts and bigger stores to accommodate more merchandise.</w:t>
-        <w:br/>
-        <w:t>Gap Inc.'s research and that of others showed that middle-market shoppers rarely buy in regional malls, where Gap has most of its stores, and when they did, they purchased only on sale. While many people think of the Gap as a store for Everyman, it has in fact attracted a higher-income customer. Mr. Fisher figures that if the entire market is ranked from 1 to 10, with 1 the lowest-income group and 10 the highest, the Gap probably attracts shoppers in the 4 to 8 group, the GapKids chain reaches the 5 to 10 group and Banana Republic draws the 6 to 10 crowd.</w:t>
-        <w:br/>
-        <w:t xml:space="preserve"> </w:t>
-        <w:br/>
-        <w:t>Preparing for Battle</w:t>
-        <w:br/>
-        <w:t xml:space="preserve"> As part of its research on how to reach below its current clientele, the company gave eight employees who fit the Old Navy customer profile $200 apiece and told them to spend it. When they returned, they were interviewed at length.</w:t>
-        <w:br/>
-        <w:t>In one example of what came out of those discussions, the company decided that Old Navy would break with the longstanding practice among mass-market retailers of promoting through tabloid-sized advertising circulars stuffed into the local paper. "They told us those circulars just didn't matter that much," said Millard S. (Mickey) Drexler, president and chief operating officer, who is overseeing the Old Navy startup.</w:t>
-        <w:br/>
-        <w:t>Still, Old Navy will be more promotional than Gap Inc.'s other chains. It is trying sales gimmicks the company had eschewed, like offering customers a gift with a purchase. Cindy Crawford, the model, made an appearance at the opening of the store here, and Old Navy distributed baseball caps and dogtags emblazoned with the Old Navy logo at nearby Candlestick Park.</w:t>
-        <w:br/>
-        <w:t>The company also sent its buyers and merchants out to buy from potential competitors. What they brought back was examined with an eye toward determining whether Gap Inc.  could produce similar merchandise with better quality and more style, but the same retail price.</w:t>
-        <w:br/>
-        <w:t>The company enlisted the myriad contractors it employs in 44 countries to find ways to take costs out of production without sacrificing much quality. The company shifted some of the production it does abroad into countries where labor costs are lower. It decided the Old Navy customer would prefer a better price to details like the top-stitching around the neck of a one-pocket T-shirt if it could give them for $7 the same brilliant colors it offered for $10.50 in a T-shirt at the Gap. Sweats are made of a blend that is 51 percent cotton and 49 percent polyester -- more cotton than in other mass-market brands but less than the 85 percent in sweats at the Gap.</w:t>
-        <w:br/>
-        <w:t>Gap found other ways to lower its costs so it could become more affordable. Leasing space in shopping strips and "power" centers, the latter built around a discount store like Wal-Mart or a "category killer" like Sports Authority, costs about 5 percent less than space in a regional mall, and landlords often pay for improvements, Mr. Fisher said.</w:t>
-        <w:br/>
-        <w:t>Not surprisingly, then, the neighbors of the Old Navy store in Colma are not the usual specialty-retailing and department-store crowd that hang out with the Gap in regional malls, but rather a Home Depot, a Marshall's, a Kids "R" Us and a Nordstrom outlet store.</w:t>
-        <w:br/>
-        <w:t>Old Navy can also be more competitive on price than the Gap and Banana Republic because its merchandise is sold at a lower markup. Many retailers that seek to dominate their niches, like Toys "R" Us and Comp USA, have lower profit margins but make it up on volume; that's what Old Navy aspires to do.</w:t>
-        <w:br/>
-        <w:t>The hope at Gap Inc. is that emphasizing high volume will help build Old Navy into a brand even faster than the Gap became one. But as an unfamiliar formula, Old Navy could initially be a small drain on Gap Inc.'s high operating profits.</w:t>
-        <w:br/>
-        <w:t>Gap is staffing Old Navy with slightly fewer employees than it would assign to a Gap store, although in comparison to Old Navy's competitors, service levels are high. The company may reduce the staff.</w:t>
-        <w:br/>
-        <w:t xml:space="preserve"> </w:t>
-        <w:br/>
-        <w:t>What Customers Say</w:t>
-        <w:br/>
-        <w:t xml:space="preserve"> Many merchandisers competing with Old Navy have yet to see one of the stores, the first of which opened only last month. But interviews with 14 customers outside the Colma store last week found conflicting opinions.</w:t>
-        <w:br/>
-        <w:t>Some liked what they found. "I like the Gap's clothes but it's expensive," said Maryann Schulmeister, an 18-year-old student. "This is cheaper and it's the same stuff."</w:t>
-        <w:br/>
-        <w:t>"The size choices here are incredible, and there are nice durable things," said Shelia Newton, 40, a pediatric nurse practitioner.</w:t>
-        <w:br/>
-        <w:t>Shawn Tuers, 30, a switchboard operator shopping with Robert Carter, a tow-truck driver, said: "Last time we looked for jeans for him they were $48. These were $20."</w:t>
-        <w:br/>
-        <w:t>Others were less complimentary.  "The quality seemed cheaper" than that at the Gap, said Dawn Kaneko, 31, who sells beauty products. "Seventeen dollars for something that felt like paper."</w:t>
-        <w:br/>
-        <w:t>Carol Hamaker, 38, an office manager, found "lower prices but not as much a selection or quality. The shirts seemed cheaper or thinner."</w:t>
-        <w:br/>
-        <w:t>Mrs. Hamaker and a number of other shoppers drew comparisons between Old Navy and the Gap.</w:t>
-        <w:br/>
-        <w:t>Therein lies the biggest risk of Old Navy. The retail industry is littered with chains that lost many a sale to a younger sibling.</w:t>
-        <w:br/>
-        <w:t>THE Express chain, for example, has picked off the Limited stores' customers, leaving their parent company, the Limited Inc., to struggle for a different identity for its namesake chain. In the same way, Target, Dayton Hudson's high-class take on a discount store, has fed off Mervyn's, a quasi-department store.</w:t>
-        <w:br/>
-        <w:t>"This was a large opportunity, and if we didn't jump on it, someone else would," Mr. Drexler said. "We had to take whatever risks there were in terms of cannibalization."</w:t>
-        <w:br/>
-        <w:t>He said that anecdotally there is little evidence, in the four Old Navy stores now open, of shoppers migrating from the Gap.</w:t>
-        <w:br/>
-        <w:t>Still, to make the distinctions between the two chains clearer, Gap Inc. is taking the Gap more upscale, as well as Banana Republic's more than 170 stores.</w:t>
-        <w:br/>
-        <w:t>Some also worry that Old Navy might seem too highbrow for shoppers accustomed to piperack fixtures, poor lighting and mundane merchandise. But Walter K. Levy, a retail consultant in New York, said middle-market America is ready for Old Navy. "The level of sophistication of the whole society has moved upward pretty dramatically, and you can see it in everything from coffee makers to furniture," he said.</w:t>
-        <w:br/>
-        <w:t>Gap executives agree that Old Navy represents uncharted waters for the company. "We're going to school on this business," Mr. Drexler is fond of saying.</w:t>
-        <w:br/>
-        <w:t>But the enthusiasm in his voice whenever he talks of Old Navy belies the caution in his words. And as he warmed to his subject, Mr. Drexler confessed with a smile: "We have a major passion about this business."</w:t>
-        <w:br/>
-        <w:t xml:space="preserve"> </w:t>
-        <w:br/>
-        <w:t xml:space="preserve"> </w:t>
-        <w:br/>
-        <w:t xml:space="preserve"> </w:t>
-        <w:br/>
-        <w:t>REPOSITIONING THE GAP</w:t>
-        <w:br/>
-        <w:t xml:space="preserve"> AWARE of how many comparisons will be made between Old Navy and Gap stores, Gap Inc. has set about differentiating the two chains by beefing up the fashion content of its namesake chain's merchandise. At its store in downtown San Francisco recently, the Gap was selling hand-crocheted sweaters, a long floral-print slip dress, chiffon skirts and suede loafers, items once hard to find in a Gap store.</w:t>
-        <w:br/>
-        <w:t>The new emphasis on fashion has allowed the company to rethink its inventory management strategy, reducing markdowns, which were a severe drain on profits between mid-1992 and mid-1993. Adding fashion reduces the need for the deep stocks of inventory that must be maintained in basics -- the T-shirts, jeans, denim shirts and other commodity-type apparel that became fashion for a period and gave Gap its stock in trade. On the other hand, increasing the fashion content can result in higher markdowns if a retailer misgauges trends and styles.</w:t>
-        <w:br/>
-        <w:t>"Yes, fashion adds more risk, but you don't have to have as much of it to keep the business rolling," explained Robert J. Fisher, executive vice president and chief financial officer of Gap Inc. and the man in charge of realigning inventory management.</w:t>
-        <w:br/>
-        <w:t>The company also changed the way it displays merchandise in Gap stores, so they could keep less inventory on store shelves without giving customers the impression that items were out of stock. To make sure they weren't caught without merchandise, it began replenishing items each day.</w:t>
-        <w:br/>
-        <w:t>In addition to offering more trendy clothes, many Gap locations now sell shoes and workout gear like leotards and bicycle pants. At the company's Banana Republic stores, customers may find jewelry and small leather accessories.</w:t>
-        <w:br/>
-        <w:t xml:space="preserve"> </w:t>
-        <w:br/>
-        <w:t xml:space="preserve"> </w:t>
-        <w:br/>
-        <w:t xml:space="preserve"> </w:t>
-        <w:br/>
-        <w:t>WHY CHOOSE 'OLD NAVY'?</w:t>
-        <w:br/>
-        <w:t xml:space="preserve"> IF a corporate identity consultant hired by Gap Inc. to come up with a name had had his way, Old Navy would have made its debut as Monorail or, as a second choice, Forklift.</w:t>
-        <w:br/>
-        <w:t>But the company wanted something else. And not Gap Warehouse, the name the company used for Gap stores where it was testing Old Navymerchandise. Executives were wary of eroding the powerful Gap name by associating it too prominently with a budget concept like a warehouse.</w:t>
-        <w:br/>
-        <w:t>On a trip to Europe a few years ago, Millard S. (Mickey) Drexler, president and chief operating officer, and some of his executives saw the name Old Navy on a building. "We all just looked at each other and said, 'What a great name!' "</w:t>
-        <w:br/>
-        <w:t>Quite sure that Monorail didn't capture the spirit of Americana they wanted to convey, executives came up with permutations on Old Navy, like Old Indigo and Old Khaki. But Old Navy won, explained Maggie Gross, Gap's marketing chief, because it better conveys the spirit of family, good times, basic values and friendship that the company has tried to capture in the chain's advertising: Dreamy black-and-white photos of a cowboy gazing across the Grand Canyon, vintage cars parked outside a vintage diner, and four guys leaning over a fence sipping sodas and wearing -- what else? -- Old Navy jackets.</w:t>
+        <w:t>He paused and seemed to shudder at the memory. "It was terrifying," he said softly, "absolutely terrifying."</w:t>
         <w:br/>
         <w:br/>
         <w:t>Graphic</w:t>
@@ -189,11 +97,7 @@
         <w:br/>
         <w:t xml:space="preserve"> </w:t>
         <w:br/>
-        <w:t>Photos: The Old Navy store in Colma, Calif., a combination of no-frills, low-price, big-selection supermarket and stylish, higher-quality retailer. (Photographs by Jim Wilson/The New York Times)(pg. 1); It's a supermarket! It's a Wal-Mart! No, it's Old Navy's store in Colma, near San Francisco. (Jim Wilson/The New York Times)(pg. 6)</w:t>
-        <w:br/>
-        <w:t xml:space="preserve"> </w:t>
-        <w:br/>
-        <w:t>Graph: "Selling to the Middle: Two Views" shows results of two market research surveys that slice the income spectrum. (pg. 6)</w:t>
+        <w:t>Photos: Mr. Carlyle in "The Full Monty" -- Comedy and politics. (Tom Hilton/Fox Searchlight)(pg. 17); Robert Carlyle -- "I have no great desire to jump into this crazy race for megastardom." (Robin Holland for The New York Times)(pg. 11)</w:t>
       </w:r>
     </w:p>
     <w:sectPr>

--- a/example_articles/states/Oklahoma/1.states_Oklahoma_New_York_Times.docx
+++ b/example_articles/states/Oklahoma/1.states_Oklahoma_New_York_Times.docx
@@ -7,9 +7,9 @@
         <w:pStyle w:val="Heading1"/>
       </w:pPr>
       <w:r>
-        <w:t>FILM;</w:t>
+        <w:t>FILM REVIEW;</w:t>
         <w:br/>
-        <w:t>A Man Who's True To His Convictions</w:t>
+        <w:t>The Man Of Her Dreams? Hardly</w:t>
       </w:r>
     </w:p>
     <w:p>
@@ -19,17 +19,17 @@
     </w:p>
     <w:p>
       <w:r>
-        <w:t>Date: 1997-08-10</w:t>
+        <w:t>Date: 1997-10-17</w:t>
       </w:r>
     </w:p>
     <w:p>
       <w:r>
-        <w:t>Section: Section 2; ; Section 2; Page 11; Column 1; Arts and Leisure Desk ; Column 1; ; Biography</w:t>
+        <w:t>Section: Section E; ; Section E; Part 1; Page 12; Column 1; Movies, Performing Arts/Weekend Desk ; Part 1; ; Column 1; ; Review</w:t>
       </w:r>
     </w:p>
     <w:p>
       <w:r>
-        <w:t>Source file: NYT/50.DOCX</w:t>
+        <w:t>Source file: NYT/39.DOCX</w:t>
       </w:r>
     </w:p>
     <w:p>
@@ -51,45 +51,31 @@
     </w:p>
     <w:p>
       <w:r>
-        <w:t>ANYONE WHO HAS SEEN Robert Carlyle only in "Trainspotting," the unsettling 1996 film about junkies in Scotland, might well wonder about his sanity. In that movie, Mr. Carlyle, a 36-year-old Glaswegian, plays the psychotic Begbie with such conviction that the actor himself seems possessed by demons. But, be assured, in the handful of roles that have won him recognition as one of Britain's new acting talents, he has also been gentle and loving. Indeed, Mr. Carlyle is all too wary of being typecast as a "Glasgow hard man."</w:t>
+        <w:t>Except for an overlay of portentous religious symbolism, every detail of "Eye of God," Tim Blake Nelson's bleak, haunting study of a brutal murder in Oklahoma, feels absolutely right. Set in a parched, fading little oil town named Kingfisher in the heart of the Bible Belt, the film tells the story of Ainsley Dupree (Martha Plimpton), a spunky, self-confident short-order cook in a local burger joint who makes a scary leap of faith by impulsively marrying the handsome ex-convict with whom she has been conducting a prison correspondence.</w:t>
         <w:br/>
-        <w:t>In Britain, he need not worry. True, he has played a couple of psychopaths apart from Begbie. But television viewers here have most recently seen him in the title role of "Hamish Macbeth," a BBC serial about a gentle marijuana-smoking Highlands policeman. In Antonia Bird's "Priest," he played the gay lover of a troubled Roman Catholic priest. In Ken Loach's film "Carla's Song," still unreleased in the United States, he is a Glasgow bus driver who falls in love with a Nicaraguan exile.</w:t>
+        <w:t>The daughter of an oil rigger who was killed in a fire, Ainsley is a simple, hardy soul who longs for love and is willing to take a huge chance in order to have it. And in the scenes of her rushed courtship with Jack Stillings (Kevin Anderson), who converted to Christianity while in jail, it looks as though he could be just the man of her dreams. Jack approaches her worshipfully, speaking with a quiet, compelling intensity about his newfound faith and the importance of family. All he needs is a job. And when he finds work in a gas station, his modest ambitions appear to be fulfilled.</w:t>
         <w:br/>
-        <w:t>Still, after "Trainspotting," Mr. Carlyle was looking for something different.</w:t>
+        <w:t>But several ominous incidents point in a different direction. When Jack's parole officer pays a surprise visit to the house, Ainsley learns for the first time that her husband, who has refused to specify his crime, was incarcerated for beating a woman nearly to death. Not long after their wedding, Jack bluntly orders his wife to attend church services with him, no ifs, ands or buts, and his insistence has a mean, bullying edge. It's only a matter of months before he has forbidden Ainsley to leave the house while he's away, and she rebels, slipping away to a convenience store and snack shop where she spends hours sitting alone at a table and brooding.</w:t>
         <w:br/>
-        <w:t>"The Full Monty," which opens on Wednesday, is his first comedy. Directed by Peter Cattaneo, the film tells of a group of Yorkshiremen left without work or hope after the closing of a steel plant in Sheffield. Gaz, played by the short and wiry Mr. Carlyle, has a particular problem: unless he can find money to pay child support, his former wife will prevent him from seeing their son. So, inspired by seeing local women gawking at naked male dancers, he convinces his mates that they, too, can earn good money by putting on a strip show. But there is a but. To persuade women to pay to see their bodies, they must go "the full monty" -- they must strip all the way.</w:t>
+        <w:t>"Eye of God" folds the story of this promising marriage gone awry with what at first seems an unrelated drama. One night, a 14-year-old youth named Tom Spencer (Nick Stahl) is picked up bloodied and in a state of shock by the police. Gently prodded by the Sheriff (Hal Holbrook), whose gloomy voice-over narrations frame the film, the boy leads him to the scene of a violent crime he has just witnessed. From here, Tom's story flashes backward to his unhappy family life before the crime.</w:t>
         <w:br/>
-        <w:t>Inevitably, the film has echoes of "Brassed Off," another recent British export, which dwells on a Yorkshire mining community's struggle to keep its brass band alive after the local colliery is closed. "The Full Monty" is less sentimental and arguably funnier, but both films are set against the harsh backdrop of a Britain in which towns and cities have fallen into decay as mines, shipyards and steel plants have gone out of business. For Mr. Carlyle, a former labor organizer with a strong distaste for Thatcherism, the political dimension of "The Full Monty" was as appealing as the comic one.</w:t>
+        <w:t>The movie, which opens today at the Quad Cinema, is extremely cagey in the way it pulls the two stories together, jumping back and forth in time and shuttling among the main characters in a style that deepens and adds mystery to what is essentially a simple tale.</w:t>
         <w:br/>
-        <w:t>"What I thought interesting was the idea of gender politics," Mr. Carlyle said the other day over coffee at a hotel in Glasgow's West End. "Suddenly, these guys were forced to look at themselves the way they had always looked at women. They had to re-evaluate their place in society because the women now had jobs and they didn't. It's funny, it's charming, but there's a lot of sadness and tenderness there too."</w:t>
+        <w:t>The movie's one false note is the strained symbolism of the glass eye that Ainsley has worn since a childhood accident. In the hands of the director, who adapted the film from an original play, it becomes a heavy-handed metaphor for Ainsley's willful self-delusion, and, more broadly, for the inability of God-fearing folk to explain why (to repeat a cliche) "bad things happen to good people." The sheriff's brooding ruminations focus on the story of Abraham and Isaac. What must the son have thought, he wonders, when he saw his father poised to kill him? And later, how did he rationalize God's demanding such a sacrifice?</w:t>
         <w:br/>
-        <w:t>"The Full Monty" fits logically into Mr. Carlyle's career in that he is once again playing a working-class character, tapping what he knows. He was brought up by his father in Glasgow hippie communes in the 1960's (his mother left home when he was 4) and remembers his childhood as "very bohemian, very idyllic, very left-wing." But by the time he left school at 16, his only job prospect was to follow his father and work as a house painter for a building firm. Unhappy and rebellious, he became a trade union official and began hanging out, as he puts it, "with people I wouldn't be seen dead with today." Then, one day when he was 21, he was given "The Crucible" by Arthur Miller to read.</w:t>
+        <w:t>"Eye of God" is another small coup for Ms. Plimpton, whose uncanny ability to disappear into an assortment of thorny working-class characters comes close to matching Meryl Streep's in chameleonlike perfection. Mr. Anderson matches her in subtlety, allowing just the tiniest hint of psychopathic cunning to filter through his character's sincere, newfound piety. Mr. Holbrook reins in his usual folksiness enough to keep the Sheriff's low-keyed ruminations from sounding too much like a sermon. The performances are a reminder of the illuminating power of exquisitely meticulous acting.</w:t>
         <w:br/>
-        <w:t>"Someone obviously told me it was about McCarthyism, and I thought, how fantastic to be able to tell a story so accurately, yet set in an entirely different context," he recalled. "The play's first impact with me was political, not artistic. But then I began looking at how you could talk about a particular subject but not quite show yourself. That was when I was drawn to amateur theatricals. I liked the idea of taking on a character and portraying myself in the guise of another. I liked dressing up, hiding behind something, but speaking the truth."</w:t>
+        <w:t xml:space="preserve"> </w:t>
         <w:br/>
-        <w:t>Within a year, Mr. Carlyle was studying -- without much enthusiasm -- in the Royal Scottish Academy of Music and Drama. When he left three years later, he found work in various repertory theaters, but he soon grew impatient with doing "the same old Chekhov and Ibsen." In 1990, he and three friends set up their own company, Rain Dog, with the idea of adapting or creating plays through improvisation. No sooner had they produced their first than Mr. Carlyle won the lead role in Mr. Loach's film "Riff Raff," about union busting in the building industry in England.</w:t>
+        <w:t>EYE OF GOD</w:t>
         <w:br/>
-        <w:t>"I wanted everyone in the film to have had experience in the building sector, and Bobby had worked as a painter and decorator," Mr. Loach said. "But he also combined warmth and gentleness with an authentic sense of what he was doing. The film was about construction workers, but Bobby gave you a glimpse into a private world as well. That was very important."</w:t>
+        <w:t xml:space="preserve"> </w:t>
         <w:br/>
-        <w:t>It was also important that Mr. Carlyle was able to work with Mr. Loach, a director who has never disguised his commitment to leftist causes. (And it was predictable that they should work together again in "Carla's Song," a love story set in Glasgow and amid the war in Nicaragua in the 1980's.) On his second film, "Safe," made for the BBC, Mr. Carlyle met a second mentor, Ms. Bird, with whom he later made "Priest" and the recently concluded "Face."</w:t>
+        <w:t>Written and directed by Tim Blake Nelson; director of photography, Russell Lee Fine; edited by Kate Sanford; production designer, Patrick Geary; produced by Wendy Ettinger and Michael Nelson; released by Castle Hill Productions and Minnow Pictures. Running time: 84 minutes. This film is not rated.</w:t>
         <w:br/>
-        <w:t>"Like attracts like," he said. "Antonia is very, very political. She can't leave it alone. The film we have just made is a gangster thriller thing set in the East End of London. But there's a heavier political slant on it because it's under Thatcherism. The most important thing for me is for a screenplay to have some social worth. It doesn't have to be talking about that awful woman who used to run this country as long as it's saying something to someone."</w:t>
+        <w:t xml:space="preserve"> </w:t>
         <w:br/>
-        <w:t>In "Safe" and "Looking for Jo-Jo," a drama set in the drug-ravaged Edinburgh district of Sight Hill that Mr. Carlyle recently made for BBC Scotland, the "social worth" involves showing the dark side of a money-driven society. In "Priest," it is about tolerance and hypocrisy. And Mr. Carlyle said he took on the role of a young man struck by multiple sclerosis, in Michael Winterbottom's film "Go Now," "because it's such a misunderstood illness." Danny Boyle's "Trainspotting," with its tragicomic take on heroin addiction, takes a bit more explaining.</w:t>
-        <w:br/>
-        <w:t>"I was shocked by those who said it glamorized drug abuse," Mr. Carlyle said. "In my eyes it's about the society that allows that kind of world to exist. I'd go further and say that 'Trainspotting' is probably one of the finest antidrug films ever made. Anyone who looks at that and says it's an attractive-looking life style needs help."</w:t>
-        <w:br/>
-        <w:t>In any case, it was "Trainspotting," which has grossed more than $70 million worldwide, that carried Mr. Carlyle's name beyond Britain for the first time. But unlike his co-star, Ewan McGregor, Mr. Carlyle has not been tempted to work in the United States. Instead, in quick succession, he made "The Full Monty," "Carla's Song," "Face" and "Looking for Jo-Jo," all low-budget films. This fall, he will be in Prague to shoot "Plunkett and MacLeane," the story of two 18th-century highwaymen in London.</w:t>
-        <w:br/>
-        <w:t>"I'm happy going along the way I'm going," he explained. "I have no great desire to jump into this crazy race for megastardom. I came from Nicaragua straight into the madness after 'Trainspotting' was released, and I was able to distance myself from it all because I had just been through another experience. I had been totally unprepared for that kind of third-world poverty. It affected me profoundly. It was humbling. So when people said to me after 'Trainspotting,' 'Well, that's it, lad, off to Hollywood,' I said, 'Not necessarily.' "</w:t>
-        <w:br/>
-        <w:t>Mr. Loach believes Mr. Carlyle is simply remaining faithful to himself. "I think with Bobby you have a sense of solidarity, a sense of injustice, a sense of where you belong, where you're coming from, how you see the world, what side you are on," the director said. "It's not a question of political correctness. It's about how every little instinctive judgment you make about people has a political base."</w:t>
-        <w:br/>
-        <w:t>Politics or no politics, however, "The Full Monty" came down to whether Mr. Carlyle and five other actors were ready to strip naked to loud music in front of 300 screaming women.</w:t>
-        <w:br/>
-        <w:t>"The scene took two and a half days to shoot," Mr. Carlyle recalled, "but most of that was close-ups of a tie or a jacket coming off, and the women were getting bored. Finally the camera went behind us and we did the whole strip scene through, ending with a 10-second freeze. The women went wild. And we just stood there."</w:t>
-        <w:br/>
-        <w:t>He paused and seemed to shudder at the memory. "It was terrifying," he said softly, "absolutely terrifying."</w:t>
+        <w:t>WITH: Martha Plimpton (Ainsley Dupree), Kevin Anderson (Jack Stillings), Hal Holbrook (Sheriff Rogers) and Nick Stahl (Tom Spencer).</w:t>
         <w:br/>
         <w:br/>
         <w:t>Graphic</w:t>
@@ -97,7 +83,7 @@
         <w:br/>
         <w:t xml:space="preserve"> </w:t>
         <w:br/>
-        <w:t>Photos: Mr. Carlyle in "The Full Monty" -- Comedy and politics. (Tom Hilton/Fox Searchlight)(pg. 17); Robert Carlyle -- "I have no great desire to jump into this crazy race for megastardom." (Robin Holland for The New York Times)(pg. 11)</w:t>
+        <w:t>Photo: In Tim Blake Nelson's "Eye of God," Martha Plimpton portrays a short-order cook who takes a chance on love and marries an ex-convict. (Tom Hill/Castle Hill Productions)</w:t>
       </w:r>
     </w:p>
     <w:sectPr>

--- a/example_articles/states/Oklahoma/1.states_Oklahoma_New_York_Times.docx
+++ b/example_articles/states/Oklahoma/1.states_Oklahoma_New_York_Times.docx
@@ -7,9 +7,7 @@
         <w:pStyle w:val="Heading1"/>
       </w:pPr>
       <w:r>
-        <w:t>FILM REVIEW;</w:t>
-        <w:br/>
-        <w:t>The Man Of Her Dreams? Hardly</w:t>
+        <w:t>Trump Bets the House; Contributing Op-Ed Writer</w:t>
       </w:r>
     </w:p>
     <w:p>
@@ -19,17 +17,17 @@
     </w:p>
     <w:p>
       <w:r>
-        <w:t>Date: 1997-10-17</w:t>
+        <w:t>Date: 2017-04-06</w:t>
       </w:r>
     </w:p>
     <w:p>
       <w:r>
-        <w:t>Section: Section E; ; Section E; Part 1; Page 12; Column 1; Movies, Performing Arts/Weekend Desk ; Part 1; ; Column 1; ; Review</w:t>
+        <w:t>Section: OPINION</w:t>
       </w:r>
     </w:p>
     <w:p>
       <w:r>
-        <w:t>Source file: NYT/39.DOCX</w:t>
+        <w:t>Source file: NYT/15.DOCX</w:t>
       </w:r>
     </w:p>
     <w:p>
@@ -51,39 +49,83 @@
     </w:p>
     <w:p>
       <w:r>
-        <w:t>Except for an overlay of portentous religious symbolism, every detail of "Eye of God," Tim Blake Nelson's bleak, haunting study of a brutal murder in Oklahoma, feels absolutely right. Set in a parched, fading little oil town named Kingfisher in the heart of the Bible Belt, the film tells the story of Ainsley Dupree (Martha Plimpton), a spunky, self-confident short-order cook in a local burger joint who makes a scary leap of faith by impulsively marrying the handsome ex-convict with whom she has been conducting a prison correspondence.</w:t>
+        <w:t>Each in its own way, the Trump administration, the Republican Senate and the Republican House face ideological conflicts between fiscal conservatism, white identity politics and right-wing populism.</w:t>
         <w:br/>
-        <w:t>The daughter of an oil rigger who was killed in a fire, Ainsley is a simple, hardy soul who longs for love and is willing to take a huge chance in order to have it. And in the scenes of her rushed courtship with Jack Stillings (Kevin Anderson), who converted to Christianity while in jail, it looks as though he could be just the man of her dreams. Jack approaches her worshipfully, speaking with a quiet, compelling intensity about his newfound faith and the importance of family. All he needs is a job. And when he finds work in a gas station, his modest ambitions appear to be fulfilled.</w:t>
+        <w:t>Their interests converge in a shared antipathy to immigration and to programs seen as disproportionately benefiting racial and ethnic minorities. It's when their interests diverge that battles erupt.</w:t>
         <w:br/>
-        <w:t>But several ominous incidents point in a different direction. When Jack's parole officer pays a surprise visit to the house, Ainsley learns for the first time that her husband, who has refused to specify his crime, was incarcerated for beating a woman nearly to death. Not long after their wedding, Jack bluntly orders his wife to attend church services with him, no ifs, ands or buts, and his insistence has a mean, bullying edge. It's only a matter of months before he has forbidden Ainsley to leave the house while he's away, and she rebels, slipping away to a convenience store and snack shop where she spends hours sitting alone at a table and brooding.</w:t>
+        <w:t>Two cases in point: the Trump budget and the            failed attempt to repeal and replace Obamacare.</w:t>
         <w:br/>
-        <w:t>"Eye of God" folds the story of this promising marriage gone awry with what at first seems an unrelated drama. One night, a 14-year-old youth named Tom Spencer (Nick Stahl) is picked up bloodied and in a state of shock by the police. Gently prodded by the Sheriff (Hal Holbrook), whose gloomy voice-over narrations frame the film, the boy leads him to the scene of a violent crime he has just witnessed. From here, Tom's story flashes backward to his unhappy family life before the crime.</w:t>
+        <w:t>The administration's proposed spending plan for the 2018 fiscal year, "America First — A Budget Blueprint to Make America Great Again," appeases those who have long been determined to cut means-tested programs.</w:t>
         <w:br/>
-        <w:t>The movie, which opens today at the Quad Cinema, is extremely cagey in the way it pulls the two stories together, jumping back and forth in time and shuttling among the main characters in a style that deepens and adds mystery to what is essentially a simple tale.</w:t>
+        <w:t>But those same programs are crucial to keeping 6.2 million white working class voters out of poverty, according to the Center on Budget and Policy Priorities.</w:t>
         <w:br/>
-        <w:t>The movie's one false note is the strained symbolism of the glass eye that Ainsley has worn since a childhood accident. In the hands of the director, who adapted the film from an original play, it becomes a heavy-handed metaphor for Ainsley's willful self-delusion, and, more broadly, for the inability of God-fearing folk to explain why (to repeat a cliche) "bad things happen to good people." The sheriff's brooding ruminations focus on the story of Abraham and Isaac. What must the son have thought, he wonders, when he saw his father poised to kill him? And later, how did he rationalize God's demanding such a sacrifice?</w:t>
+        <w:t>The number of whites dependent on safety net programs is far larger than the number of African Americans, at 2.8 million, or Hispanics, at 2.4 million.</w:t>
         <w:br/>
-        <w:t>"Eye of God" is another small coup for Ms. Plimpton, whose uncanny ability to disappear into an assortment of thorny working-class characters comes close to matching Meryl Streep's in chameleonlike perfection. Mr. Anderson matches her in subtlety, allowing just the tiniest hint of psychopathic cunning to filter through his character's sincere, newfound piety. Mr. Holbrook reins in his usual folksiness enough to keep the Sheriff's low-keyed ruminations from sounding too much like a sermon. The performances are a reminder of the illuminating power of exquisitely meticulous acting.</w:t>
+        <w:t>The second case in point: Trump's support of the legislation endorsed by Paul Ryan, the speaker of the House, to repeal and replace Obamacare.</w:t>
         <w:br/>
-        <w:t xml:space="preserve"> </w:t>
+        <w:t>On March 10, Nate Cohn reported in The Times that Trump voters "have the most to lose in the G.O.P. repeal bill." The first major piece of legislation to be taken up after the election amounted to a kick in the teeth to Trump's populist base. Cohn took notice:</w:t>
         <w:br/>
-        <w:t>EYE OF GOD</w:t>
+        <w:t>The voters hit the hardest — eligible for at least $5,000 less in tax credits under the Republican plan — supported Mr. Trump by a margin of 59 percent to 36 percent.</w:t>
         <w:br/>
-        <w:t xml:space="preserve"> </w:t>
+        <w:t>The central problem for strategists who want to turn the Republican Party into a working class party, including Trump's top political adviser, Steven K. Bannon, is that the target constituency — Republicans with low and moderate incomes — needs and wants a strong, interventionist government           in many instances.</w:t>
         <w:br/>
-        <w:t>Written and directed by Tim Blake Nelson; director of photography, Russell Lee Fine; edited by Kate Sanford; production designer, Patrick Geary; produced by Wendy Ettinger and Michael Nelson; released by Castle Hill Productions and Minnow Pictures. Running time: 84 minutes. This film is not rated.</w:t>
+        <w:t>It's hard to keep a winning coalition together. The voters who put Trump over the topin Rustbelt states not only adamantly oppose the efforts of conservatives to cut or            privatize Social Security and            Medicare, they also            depend on a host of other discretionary federal programs.</w:t>
         <w:br/>
-        <w:t xml:space="preserve"> </w:t>
+        <w:t>In an April 2 Washington Post story ("Trump's budget would hit rural towns especially hard — but they're willing to trust him)," Jenna Johnson wrote from deep red Durant, Okla.:</w:t>
         <w:br/>
-        <w:t>WITH: Martha Plimpton (Ainsley Dupree), Kevin Anderson (Jack Stillings), Hal Holbrook (Sheriff Rogers) and Nick Stahl (Tom Spencer).</w:t>
+        <w:t>At the Boys and Girls Club in this rural city in southern Oklahoma, the director is unsure how he will stay open if President Trump's proposed budget goes through, eliminating money for several staff positions.</w:t>
         <w:br/>
+        <w:t>Similar conversations are happening at the Oklahoma Shakespearean Festival's after-school arts program, which relies on National Endowment for the Arts grants that Trump wants to eliminate. And at the county senior center, which already lost its state funding and could lose all or most of its federal funding, too. And at the Farm Service Center, which supports 1,200 local producers and is staffed with employees whose positions were targeted in the budget.</w:t>
         <w:br/>
-        <w:t>Graphic</w:t>
+        <w:t>The predicament facing white conservatives is that after the enactment of civil rights laws, they have found it difficult, if not impossible, to structure programs to benefit the white working class and poor without also benefiting disadvantaged African-Americans and Hispanics.</w:t>
         <w:br/>
+        <w:t>Until now, the Tea Party-era Republican response has been to press for across the board cuts in safety net programs.</w:t>
         <w:br/>
-        <w:t xml:space="preserve"> </w:t>
+        <w:t>The recent pressure within the Republican Party to respond with greater immediacy to the needs of the white working class has increased interest in programs that direct more of the benefits of the modern welfare state to white Republican loyalists — often described as "           deserving" — and fewer benefits to the minority and immigrant population.</w:t>
         <w:br/>
-        <w:t>Photo: In Tim Blake Nelson's "Eye of God," Martha Plimpton portrays a short-order cook who takes a chance on love and marries an ex-convict. (Tom Hill/Castle Hill Productions)</w:t>
+        <w:t>Such programs are described as "social policy by stealth" by Rainer-Olaf Schultze, Roland Sturm and Dagmar Eberle in their chapter in "Conservative Parties and Right-Wing Politics in North America: Reaping the Benefits of an Ideological Victory."</w:t>
+        <w:br/>
+        <w:t>"Rather than instituting new programs or terminating old ones, this strategy involved paring at the margins. Rules for access, eligibility and benefits were tightened up and 'adjusted,' " they write, often through bureaucratic decisions kept "out of the political limelight."</w:t>
+        <w:br/>
+        <w:t>Conservatives, for example, often seek to achieve such ends by pushing for the replacement of federal programs with block grants to the states. The states are required to adopt race-blind rules, but at the state level it is far easier to approve work,            drug testing or            other restrictive            requirements that frequently have the effect of eliminating more minority than white beneficiaries.</w:t>
+        <w:br/>
+        <w:t>Paul Ryan has called for the consolidation of more than a dozen federal anti-poverty programs into a single "opportunity grant" to the states.</w:t>
+        <w:br/>
+        <w:t>Policy design can be used as a powerful signal to key voting blocs. Politicians and bureaucrats construct these policies not only on the basis of strong or weak constituencies, but also in relation to "value-laden, emotional, and powerful positive and negative social constructions with which they are associated," according to Anne Schneider and Helen Ingram of Arizona State University. Political leaders, they argue, "like to do 'good' things for 'good' people, and also like to be 'tough' on 'bad' people."</w:t>
+        <w:br/>
+        <w:t>As a rule, policies like these sell.</w:t>
+        <w:br/>
+        <w:t>For example, in 1996 Bill Clinton — after running on a "rights and responsibilities"            platform — signaled his courtship of the white working class by promising to "end welfare as we know it."            His legislation that year, as the Yale Law and Policy Review succinctly puts it,</w:t>
+        <w:br/>
+        <w:t>ended the country's only cash entitlement program for poor families with children, replacing it with a fixed-budget, state-administered program that offers lifetime-limited cash assistance to some but not all needy families and requires recipients to participate in work activity as a condition of receipt.</w:t>
+        <w:br/>
+        <w:t>That law is a case study in the effort to take benefits away from the supposedly undeserving poor. With the passage of his Personal Responsibility and Work Opportunity Reconciliation Act, Clinton became the first two-term elected Democrat to serve in the White House since Franklin Roosevelt.</w:t>
+        <w:br/>
+        <w:t>Fiscal conservatism can use policy design to force retrenchment that favors white voters over minority voters. Changes like these are frequently masked in bureaucratic language.</w:t>
+        <w:br/>
+        <w:t>Budgetary mechanisms are one way of "paring at the margins." With his selection of Representative Mick Mulvaney of South Carolina — a founding member of the Freedom Caucus — as the director of the Office of Management and Budget, Trump demonstrated his willingness to wield the budget for political purposes.</w:t>
+        <w:br/>
+        <w:t>Mulvaney won his congressional seat as part of the 2010 Tea Party sweep. The first bill he sponsored was the Cut, Cap and Balance Act of 2011, a measure designed to force reductions in means-tested programs for the poor.</w:t>
+        <w:br/>
+        <w:t>In the realm of social spending, Trump has positioned himself on the side of fiscal conservatives. On infrastructure, however, he and Bannon, who just lost his seat on the National Security Council, are on a different track. They are pledged to an immense public works agenda generating jobs that would be appealing and available to white and nonwhite working class voters — hard-core budget hawks be damned.</w:t>
+        <w:br/>
+        <w:t>"I'm the king of debt. I love debt," Trump proudly told CNN in May of last year.</w:t>
+        <w:br/>
+        <w:t>"The conservatives are going to go crazy," Bannon declared in a postelection interview in the Hollywood Reporter, in which he outlined his support for a trillion-dollar infrastructure plan. "Shipyards, ironworks, get them all jacked up. We're just going to throw it up against the wall and see if it sticks."</w:t>
+        <w:br/>
+        <w:t>Bannon was not alone. Stephen Moore, an economic adviser to the Trump campaign and a visiting fellow at the Heritage Foundation, published "Welcome to the Party of Trump" in National Review in December:</w:t>
+        <w:br/>
+        <w:t>The voters spoke with a thunderclap. Trump squashed his 16 GOP rivals — a group that was touted as the most talented field of contenders in modern history — as if they were bugs crashing into his windshield. Republican voters opted for his new breed of economic populism.</w:t>
+        <w:br/>
+        <w:t>Moore continued:</w:t>
+        <w:br/>
+        <w:t>A realignment occurred while all the high-falutin' intellectuals and political consultants were napping.</w:t>
+        <w:br/>
+        <w:t>Trump is taking an immense gamble in his approach to governing. He has set his sights on sharp reductions in downwardly redistributive spending. At the same time, he plans to lavish money on bricks and mortar and military expansion: "U.S. War Footprint Grows in Middle East, With No Endgame in Sight" read last week's headline. The sums involved will test the nation's tolerance for risk — risk-taking the president believes will "make America great again."</w:t>
+        <w:br/>
+        <w:t>Just as Trump in his business and personal life has demonstrated a dogged willingness to bet the house — without inhibition and with limited forethought — he is now embarking on one last enormous and divisive wager. In this case, however, the house he is betting is not just his. It belongs to all of us.</w:t>
+        <w:br/>
+        <w:t>I invite you to join me on Twitter (@edsall). Follow The New York Times Opinion section on            Facebook and            Twitter (@NYTopinion), and sign up for the            Opinion Today newsletter.</w:t>
       </w:r>
     </w:p>
     <w:sectPr>
